--- a/โครงงาน/12 บทที่ 5.docx
+++ b/โครงงาน/12 บทที่ 5.docx
@@ -4,93 +4,130 @@
   <w:body>
     <w:p>
       <w:pPr>
-        <w:ind w:firstLine="0"/>
-        <w:jc w:val="center"/>
-        <w:rPr>
-          <w:rFonts w:cs="TH Sarabun New"/>
-          <w:b/>
-          <w:bCs/>
-          <w:sz w:val="40"/>
-          <w:szCs w:val="40"/>
-        </w:rPr>
+        <w:pStyle w:val="Heading1"/>
       </w:pPr>
       <w:r>
         <w:rPr>
-          <w:rFonts w:cs="TH Sarabun New"/>
-          <w:b/>
-          <w:bCs/>
-          <w:sz w:val="40"/>
-          <w:szCs w:val="40"/>
           <w:cs/>
         </w:rPr>
         <w:t xml:space="preserve">บทที่ </w:t>
       </w:r>
       <w:r>
-        <w:rPr>
-          <w:rFonts w:cs="TH Sarabun New"/>
-          <w:b/>
-          <w:bCs/>
-          <w:sz w:val="40"/>
-          <w:szCs w:val="40"/>
-        </w:rPr>
         <w:t>5</w:t>
+      </w:r>
+      <w:r>
+        <w:br/>
+      </w:r>
+      <w:r>
+        <w:rPr>
+          <w:cs/>
+        </w:rPr>
+        <w:t>สรุปอภิปรายผลการศึกษาและข้อเสนอแนะ</w:t>
       </w:r>
     </w:p>
     <w:p>
       <w:pPr>
-        <w:ind w:firstLine="0"/>
-        <w:jc w:val="center"/>
-        <w:rPr>
-          <w:rFonts w:cs="TH Sarabun New"/>
-          <w:b/>
-          <w:bCs/>
-          <w:sz w:val="40"/>
-          <w:szCs w:val="40"/>
-        </w:rPr>
+        <w:pStyle w:val="Heading2"/>
       </w:pPr>
       <w:r>
-        <w:rPr>
-          <w:rFonts w:cs="TH Sarabun New"/>
-          <w:b/>
-          <w:bCs/>
-          <w:sz w:val="40"/>
-          <w:szCs w:val="40"/>
-          <w:cs/>
-        </w:rPr>
-        <w:t>สรุปอภิปรายผลการศึกษาและข้อเสนอแนะ</w:t>
+        <w:t xml:space="preserve">5.1 </w:t>
+      </w:r>
+      <w:r>
+        <w:rPr>
+          <w:cs/>
+        </w:rPr>
+        <w:t>สรุปอภิปรายผล</w:t>
       </w:r>
     </w:p>
     <w:p>
       <w:pPr>
-        <w:ind w:firstLine="0"/>
-        <w:rPr>
-          <w:rFonts w:cs="TH Sarabun New"/>
-          <w:b/>
-          <w:bCs/>
-          <w:sz w:val="36"/>
-          <w:szCs w:val="36"/>
+        <w:rPr>
+          <w:rFonts w:cs="TH Sarabun New"/>
+          <w:szCs w:val="32"/>
         </w:rPr>
       </w:pPr>
       <w:r>
         <w:rPr>
           <w:rFonts w:cs="TH Sarabun New"/>
-          <w:b/>
-          <w:bCs/>
-          <w:sz w:val="36"/>
-          <w:szCs w:val="36"/>
-        </w:rPr>
-        <w:t xml:space="preserve">5.1 </w:t>
-      </w:r>
-      <w:r>
-        <w:rPr>
-          <w:rFonts w:cs="TH Sarabun New"/>
-          <w:b/>
-          <w:bCs/>
-          <w:sz w:val="36"/>
-          <w:szCs w:val="36"/>
-          <w:cs/>
-        </w:rPr>
-        <w:t>สรุปอภิปรายผล</w:t>
+          <w:szCs w:val="32"/>
+          <w:cs/>
+        </w:rPr>
+        <w:t xml:space="preserve">การพัฒนาระบบ </w:t>
+      </w:r>
+      <w:r>
+        <w:rPr>
+          <w:rFonts w:cs="TH Sarabun New"/>
+          <w:szCs w:val="32"/>
+        </w:rPr>
+        <w:t xml:space="preserve">AI Chatbot Portal </w:t>
+      </w:r>
+      <w:r>
+        <w:rPr>
+          <w:rFonts w:cs="TH Sarabun New"/>
+          <w:szCs w:val="32"/>
+          <w:cs/>
+        </w:rPr>
+        <w:t xml:space="preserve">สำหรับสังเคราะห์คำตอบจากหน่วยงานภาครัฐประสบความสำเร็จตามวัตถุประสงค์ที่ตั้งไว้ โดยได้แพลตฟอร์มเว็บแอปพลิเคชันแบบ </w:t>
+      </w:r>
+      <w:r>
+        <w:rPr>
+          <w:rFonts w:cs="TH Sarabun New"/>
+          <w:szCs w:val="32"/>
+        </w:rPr>
+        <w:t xml:space="preserve">Full-Stack </w:t>
+      </w:r>
+      <w:r>
+        <w:rPr>
+          <w:rFonts w:cs="TH Sarabun New"/>
+          <w:szCs w:val="32"/>
+          <w:cs/>
+        </w:rPr>
+        <w:t xml:space="preserve">ที่แบ่งเป็นส่วน </w:t>
+      </w:r>
+      <w:r>
+        <w:rPr>
+          <w:rFonts w:cs="TH Sarabun New"/>
+          <w:szCs w:val="32"/>
+        </w:rPr>
+        <w:t xml:space="preserve">Public Portal </w:t>
+      </w:r>
+      <w:r>
+        <w:rPr>
+          <w:rFonts w:cs="TH Sarabun New"/>
+          <w:szCs w:val="32"/>
+          <w:cs/>
+        </w:rPr>
+        <w:t xml:space="preserve">สำหรับประชาชน และ </w:t>
+      </w:r>
+      <w:r>
+        <w:rPr>
+          <w:rFonts w:cs="TH Sarabun New"/>
+          <w:szCs w:val="32"/>
+        </w:rPr>
+        <w:t xml:space="preserve">Admin Portal </w:t>
+      </w:r>
+      <w:r>
+        <w:rPr>
+          <w:rFonts w:cs="TH Sarabun New"/>
+          <w:szCs w:val="32"/>
+          <w:cs/>
+        </w:rPr>
+        <w:t>สำหรับเจ้าหน้าที่ ซึ่งพัฒนาดังกล่าวสามารถทำงานเชื่อมโยงกันได้อย่างสมบูรณ์แบบผ่านสถาปัตยกรรมที่ทันสมัย ทั้งนี้ ระบบยังมาพร้อมกับแผงควบคุม (</w:t>
+      </w:r>
+      <w:r>
+        <w:rPr>
+          <w:rFonts w:cs="TH Sarabun New"/>
+          <w:szCs w:val="32"/>
+        </w:rPr>
+        <w:t xml:space="preserve">Dashboard) </w:t>
+      </w:r>
+      <w:r>
+        <w:rPr>
+          <w:rFonts w:cs="TH Sarabun New"/>
+          <w:szCs w:val="32"/>
+          <w:cs/>
+        </w:rPr>
+        <w:t>สำหรับวิเคราะห์สถิติการใช้งานและประเมินความพึงพอใจ เพื่อให้หน่วยงานสามารถนำข้อมูลไปต่อยอดปรับปรุงการให้บริการประชาชนได้อย่างเป็นรูปธรรม</w:t>
       </w:r>
     </w:p>
     <w:p>
@@ -106,82 +143,136 @@
           <w:szCs w:val="32"/>
           <w:cs/>
         </w:rPr>
-        <w:t xml:space="preserve">การพัฒนาระบบ </w:t>
-      </w:r>
-      <w:r>
-        <w:rPr>
-          <w:rFonts w:cs="TH Sarabun New"/>
-          <w:szCs w:val="32"/>
-        </w:rPr>
-        <w:t xml:space="preserve">AI Chatbot Portal </w:t>
-      </w:r>
-      <w:r>
-        <w:rPr>
-          <w:rFonts w:cs="TH Sarabun New"/>
-          <w:szCs w:val="32"/>
-          <w:cs/>
-        </w:rPr>
-        <w:t xml:space="preserve">สำหรับสังเคราะห์คำตอบจากหน่วยงานภาครัฐประสบความสำเร็จตามวัตถุประสงค์ที่ตั้งไว้ โดยได้แพลตฟอร์มเว็บแอปพลิเคชันแบบ </w:t>
-      </w:r>
-      <w:r>
-        <w:rPr>
-          <w:rFonts w:cs="TH Sarabun New"/>
-          <w:szCs w:val="32"/>
-        </w:rPr>
-        <w:t xml:space="preserve">Full-Stack </w:t>
-      </w:r>
-      <w:r>
-        <w:rPr>
-          <w:rFonts w:cs="TH Sarabun New"/>
-          <w:szCs w:val="32"/>
-          <w:cs/>
-        </w:rPr>
-        <w:t xml:space="preserve">ที่แบ่งเป็นส่วน </w:t>
-      </w:r>
-      <w:r>
-        <w:rPr>
-          <w:rFonts w:cs="TH Sarabun New"/>
-          <w:szCs w:val="32"/>
-        </w:rPr>
-        <w:t xml:space="preserve">Public Portal </w:t>
-      </w:r>
-      <w:r>
-        <w:rPr>
-          <w:rFonts w:cs="TH Sarabun New"/>
-          <w:szCs w:val="32"/>
-          <w:cs/>
-        </w:rPr>
-        <w:t xml:space="preserve">สำหรับประชาชน และ </w:t>
-      </w:r>
-      <w:r>
-        <w:rPr>
-          <w:rFonts w:cs="TH Sarabun New"/>
-          <w:szCs w:val="32"/>
-        </w:rPr>
-        <w:t xml:space="preserve">Admin Portal </w:t>
-      </w:r>
-      <w:r>
-        <w:rPr>
-          <w:rFonts w:cs="TH Sarabun New"/>
-          <w:szCs w:val="32"/>
-          <w:cs/>
-        </w:rPr>
-        <w:t>สำหรับเจ้าหน้าที่ ซึ่งพัฒนาดังกล่าวสามารถทำงานเชื่อมโยงกันได้อย่างสมบูรณ์แบบผ่านสถาปัตยกรรมที่ทันสมัย ทั้งนี้ ระบบยังมาพร้อมกับแผงควบคุม (</w:t>
-      </w:r>
-      <w:r>
-        <w:rPr>
-          <w:rFonts w:cs="TH Sarabun New"/>
-          <w:szCs w:val="32"/>
-        </w:rPr>
-        <w:t xml:space="preserve">Dashboard) </w:t>
-      </w:r>
-      <w:r>
-        <w:rPr>
-          <w:rFonts w:cs="TH Sarabun New"/>
-          <w:szCs w:val="32"/>
-          <w:cs/>
-        </w:rPr>
-        <w:t>สำหรับวิเคราะห์สถิติการใช้งานและประเมินความพึงพอใจ เพื่อให้หน่วยงานสามารถนำข้อมูลไปต่อยอดปรับปรุงการให้บริการประชาชนได้อย่างเป็นรูปธรรม</w:t>
+        <w:t>ในส่วนของแกนหลักด้านการประมวลผลปัญญาประดิษฐ์ ระบบได้ประยุกต์ใช้สถาปัตยกรรมแบบตัวแทนอัจฉริยะพหุคูณ (</w:t>
+      </w:r>
+      <w:r>
+        <w:rPr>
+          <w:rFonts w:cs="TH Sarabun New"/>
+          <w:szCs w:val="32"/>
+        </w:rPr>
+        <w:t xml:space="preserve">Multi-Agent System) </w:t>
+      </w:r>
+      <w:r>
+        <w:rPr>
+          <w:rFonts w:cs="TH Sarabun New"/>
+          <w:szCs w:val="32"/>
+          <w:cs/>
+        </w:rPr>
+        <w:t>ซึ่งจากการพัฒนาและทดสอบพบว่ามีประสิทธิภาพสูงกว่าระบบแชทบอทแบบเดิม (</w:t>
+      </w:r>
+      <w:r>
+        <w:rPr>
+          <w:rFonts w:cs="TH Sarabun New"/>
+          <w:szCs w:val="32"/>
+        </w:rPr>
+        <w:t xml:space="preserve">Single Agent) </w:t>
+      </w:r>
+      <w:r>
+        <w:rPr>
+          <w:rFonts w:cs="TH Sarabun New"/>
+          <w:szCs w:val="32"/>
+          <w:cs/>
+        </w:rPr>
+        <w:t xml:space="preserve">อย่างชัดเจน เนื่องจากการแยกให้ </w:t>
+      </w:r>
+      <w:r>
+        <w:rPr>
+          <w:rFonts w:cs="TH Sarabun New"/>
+          <w:szCs w:val="32"/>
+        </w:rPr>
+        <w:t xml:space="preserve">Agent </w:t>
+      </w:r>
+      <w:r>
+        <w:rPr>
+          <w:rFonts w:cs="TH Sarabun New"/>
+          <w:szCs w:val="32"/>
+          <w:cs/>
+        </w:rPr>
+        <w:t xml:space="preserve">แต่ละตัวรับผิดชอบการดึงข้อมูลเฉพาะหน่วยงานของตนเอง แล้วนำมาประมวลผลรวมกันผ่าน </w:t>
+      </w:r>
+      <w:r>
+        <w:rPr>
+          <w:rFonts w:cs="TH Sarabun New"/>
+          <w:szCs w:val="32"/>
+        </w:rPr>
+        <w:t xml:space="preserve">Synthesizer Agent </w:t>
+      </w:r>
+      <w:r>
+        <w:rPr>
+          <w:rFonts w:cs="TH Sarabun New"/>
+          <w:szCs w:val="32"/>
+          <w:cs/>
+        </w:rPr>
+        <w:t>ช่วยให้คำตอบที่ได้มีความถูกต้อง ครอบคลุม และลดปัญหาข้อมูลคลาดเคลื่อน นอกจากนี้ ระบบยังได้ออกแบบกลไกการเลือกหน่วยงาน (</w:t>
+      </w:r>
+      <w:r>
+        <w:rPr>
+          <w:rFonts w:cs="TH Sarabun New"/>
+          <w:szCs w:val="32"/>
+        </w:rPr>
+        <w:t xml:space="preserve">Routing) </w:t>
+      </w:r>
+      <w:r>
+        <w:rPr>
+          <w:rFonts w:cs="TH Sarabun New"/>
+          <w:szCs w:val="32"/>
+          <w:cs/>
+        </w:rPr>
+        <w:t>ที่ผสานจุดแข็งของการคัดกรองด้วยคำสำคัญ (</w:t>
+      </w:r>
+      <w:r>
+        <w:rPr>
+          <w:rFonts w:cs="TH Sarabun New"/>
+          <w:szCs w:val="32"/>
+        </w:rPr>
+        <w:t xml:space="preserve">Keyword-based) </w:t>
+      </w:r>
+      <w:r>
+        <w:rPr>
+          <w:rFonts w:cs="TH Sarabun New"/>
+          <w:szCs w:val="32"/>
+          <w:cs/>
+        </w:rPr>
+        <w:t xml:space="preserve">ที่ใช้ทรัพยากรน้อยและรวดเร็ว เข้ากับการวิเคราะห์เจตนาจากบริบทด้วย </w:t>
+      </w:r>
+      <w:proofErr w:type="spellStart"/>
+      <w:r>
+        <w:rPr>
+          <w:rFonts w:cs="TH Sarabun New"/>
+          <w:szCs w:val="32"/>
+        </w:rPr>
+        <w:t>LangGraph</w:t>
+      </w:r>
+      <w:proofErr w:type="spellEnd"/>
+      <w:r>
+        <w:rPr>
+          <w:rFonts w:cs="TH Sarabun New"/>
+          <w:szCs w:val="32"/>
+        </w:rPr>
+        <w:t xml:space="preserve"> </w:t>
+      </w:r>
+      <w:r>
+        <w:rPr>
+          <w:rFonts w:cs="TH Sarabun New"/>
+          <w:szCs w:val="32"/>
+          <w:cs/>
+        </w:rPr>
+        <w:t>ที่มีความแม่นยำสูง เมื่อนำกลไกนี้ไปทำงานร่วมกับกระบวนการดึงข้อมูลจากหลายหน่วยงานพร้อมกันแบบขนาน (</w:t>
+      </w:r>
+      <w:r>
+        <w:rPr>
+          <w:rFonts w:cs="TH Sarabun New"/>
+          <w:szCs w:val="32"/>
+        </w:rPr>
+        <w:t xml:space="preserve">Parallel Querying) </w:t>
+      </w:r>
+      <w:r>
+        <w:rPr>
+          <w:rFonts w:cs="TH Sarabun New"/>
+          <w:szCs w:val="32"/>
+          <w:cs/>
+        </w:rPr>
+        <w:t>จึงช่วยแก้ปัญหาคอขวดด้านเวลาและลดระยะเวลารอคอยคำตอบของผู้ใช้งานได้อย่างมีนัยสำคัญ</w:t>
       </w:r>
     </w:p>
     <w:p>
@@ -197,136 +288,112 @@
           <w:szCs w:val="32"/>
           <w:cs/>
         </w:rPr>
-        <w:t>ในส่วนของแกนหลักด้านการประมวลผลปัญญาประดิษฐ์ ระบบได้ประยุกต์ใช้สถาปัตยกรรมแบบตัวแทนอัจฉริยะพหุคูณ (</w:t>
-      </w:r>
-      <w:r>
-        <w:rPr>
-          <w:rFonts w:cs="TH Sarabun New"/>
-          <w:szCs w:val="32"/>
-        </w:rPr>
-        <w:t xml:space="preserve">Multi-Agent System) </w:t>
-      </w:r>
-      <w:r>
-        <w:rPr>
-          <w:rFonts w:cs="TH Sarabun New"/>
-          <w:szCs w:val="32"/>
-          <w:cs/>
-        </w:rPr>
-        <w:t>ซึ่งจากการพัฒนาและทดสอบพบว่ามีประสิทธิภาพสูงกว่าระบบแชทบอทแบบเดิม (</w:t>
-      </w:r>
-      <w:r>
-        <w:rPr>
-          <w:rFonts w:cs="TH Sarabun New"/>
-          <w:szCs w:val="32"/>
-        </w:rPr>
-        <w:t xml:space="preserve">Single Agent) </w:t>
-      </w:r>
-      <w:r>
-        <w:rPr>
-          <w:rFonts w:cs="TH Sarabun New"/>
-          <w:szCs w:val="32"/>
-          <w:cs/>
-        </w:rPr>
-        <w:t xml:space="preserve">อย่างชัดเจน เนื่องจากการแยกให้ </w:t>
-      </w:r>
-      <w:r>
-        <w:rPr>
-          <w:rFonts w:cs="TH Sarabun New"/>
-          <w:szCs w:val="32"/>
-        </w:rPr>
-        <w:t xml:space="preserve">Agent </w:t>
-      </w:r>
-      <w:r>
-        <w:rPr>
-          <w:rFonts w:cs="TH Sarabun New"/>
-          <w:szCs w:val="32"/>
-          <w:cs/>
-        </w:rPr>
-        <w:t xml:space="preserve">แต่ละตัวรับผิดชอบการดึงข้อมูลเฉพาะหน่วยงานของตนเอง แล้วนำมาประมวลผลรวมกันผ่าน </w:t>
-      </w:r>
-      <w:r>
-        <w:rPr>
-          <w:rFonts w:cs="TH Sarabun New"/>
-          <w:szCs w:val="32"/>
-        </w:rPr>
-        <w:t xml:space="preserve">Synthesizer Agent </w:t>
-      </w:r>
-      <w:r>
-        <w:rPr>
-          <w:rFonts w:cs="TH Sarabun New"/>
-          <w:szCs w:val="32"/>
-          <w:cs/>
-        </w:rPr>
-        <w:t>ช่วยให้คำตอบที่ได้มีความถูกต้อง ครอบคลุม และลดปัญหาข้อมูลคลาดเคลื่อน นอกจากนี้ ระบบยังได้ออกแบบกลไกการเลือกหน่วยงาน (</w:t>
-      </w:r>
-      <w:r>
-        <w:rPr>
-          <w:rFonts w:cs="TH Sarabun New"/>
-          <w:szCs w:val="32"/>
-        </w:rPr>
-        <w:t xml:space="preserve">Routing) </w:t>
-      </w:r>
-      <w:r>
-        <w:rPr>
-          <w:rFonts w:cs="TH Sarabun New"/>
-          <w:szCs w:val="32"/>
-          <w:cs/>
-        </w:rPr>
-        <w:t>ที่ผสานจุดแข็งของการคัดกรองด้วยคำสำคัญ (</w:t>
-      </w:r>
-      <w:r>
-        <w:rPr>
-          <w:rFonts w:cs="TH Sarabun New"/>
-          <w:szCs w:val="32"/>
-        </w:rPr>
-        <w:t xml:space="preserve">Keyword-based) </w:t>
-      </w:r>
-      <w:r>
-        <w:rPr>
-          <w:rFonts w:cs="TH Sarabun New"/>
-          <w:szCs w:val="32"/>
-          <w:cs/>
-        </w:rPr>
-        <w:t xml:space="preserve">ที่ใช้ทรัพยากรน้อยและรวดเร็ว เข้ากับการวิเคราะห์เจตนาจากบริบทด้วย </w:t>
-      </w:r>
-      <w:proofErr w:type="spellStart"/>
-      <w:r>
-        <w:rPr>
-          <w:rFonts w:cs="TH Sarabun New"/>
-          <w:szCs w:val="32"/>
-        </w:rPr>
-        <w:t>LangGraph</w:t>
-      </w:r>
-      <w:proofErr w:type="spellEnd"/>
-      <w:r>
-        <w:rPr>
-          <w:rFonts w:cs="TH Sarabun New"/>
-          <w:szCs w:val="32"/>
-        </w:rPr>
-        <w:t xml:space="preserve"> </w:t>
-      </w:r>
-      <w:r>
-        <w:rPr>
-          <w:rFonts w:cs="TH Sarabun New"/>
-          <w:szCs w:val="32"/>
-          <w:cs/>
-        </w:rPr>
-        <w:t>ที่มีความแม่นยำสูง เมื่อนำกลไกนี้ไปทำงานร่วมกับกระบวนการดึงข้อมูลจากหลายหน่วยงานพร้อมกันแบบขนาน (</w:t>
-      </w:r>
-      <w:r>
-        <w:rPr>
-          <w:rFonts w:cs="TH Sarabun New"/>
-          <w:szCs w:val="32"/>
-        </w:rPr>
-        <w:t xml:space="preserve">Parallel Querying) </w:t>
-      </w:r>
-      <w:r>
-        <w:rPr>
-          <w:rFonts w:cs="TH Sarabun New"/>
-          <w:szCs w:val="32"/>
-          <w:cs/>
-        </w:rPr>
-        <w:t>จึงช่วยแก้ปัญหาคอขวดด้านเวลาและลดระยะเวลารอคอยคำตอบของผู้ใช้งานได้อย่างมีนัยสำคัญ</w:t>
+        <w:t>ด้านการบริหารจัดการข้อมูลและโครงสร้างพื้นฐาน ระบบถูกออกแบบให้มีระบบจัดการหน่วยงาน (</w:t>
+      </w:r>
+      <w:r>
+        <w:rPr>
+          <w:rFonts w:cs="TH Sarabun New"/>
+          <w:szCs w:val="32"/>
+        </w:rPr>
+        <w:t xml:space="preserve">Agency Management) </w:t>
+      </w:r>
+      <w:r>
+        <w:rPr>
+          <w:rFonts w:cs="TH Sarabun New"/>
+          <w:szCs w:val="32"/>
+          <w:cs/>
+        </w:rPr>
+        <w:t xml:space="preserve">ที่รองรับการดำเนินการแบบครบวงจรและมีความยืดหยุ่นสูงในการเชื่อมต่อข้อมูล ประเด็นสำคัญที่พบจากการพัฒนาคือประสิทธิภาพของการประยุกต์ใช้โปรโตคอล </w:t>
+      </w:r>
+      <w:r>
+        <w:rPr>
+          <w:rFonts w:cs="TH Sarabun New"/>
+          <w:szCs w:val="32"/>
+        </w:rPr>
+        <w:t xml:space="preserve">Model Context Protocol (MCP) </w:t>
+      </w:r>
+      <w:r>
+        <w:rPr>
+          <w:rFonts w:cs="TH Sarabun New"/>
+          <w:szCs w:val="32"/>
+          <w:cs/>
+        </w:rPr>
+        <w:t xml:space="preserve">ร่วมกับแนวคิด </w:t>
+      </w:r>
+      <w:r>
+        <w:rPr>
+          <w:rFonts w:cs="TH Sarabun New"/>
+          <w:szCs w:val="32"/>
+        </w:rPr>
+        <w:t xml:space="preserve">Agent-to-Agent (A2A) </w:t>
+      </w:r>
+      <w:r>
+        <w:rPr>
+          <w:rFonts w:cs="TH Sarabun New"/>
+          <w:szCs w:val="32"/>
+          <w:cs/>
+        </w:rPr>
+        <w:t xml:space="preserve">และ </w:t>
+      </w:r>
+      <w:r>
+        <w:rPr>
+          <w:rFonts w:cs="TH Sarabun New"/>
+          <w:szCs w:val="32"/>
+        </w:rPr>
+        <w:t xml:space="preserve">REST API </w:t>
+      </w:r>
+      <w:r>
+        <w:rPr>
+          <w:rFonts w:cs="TH Sarabun New"/>
+          <w:szCs w:val="32"/>
+          <w:cs/>
+        </w:rPr>
+        <w:t xml:space="preserve">มาตรฐาน ซึ่งผลการดำเนินงานชี้ให้เห็นว่า </w:t>
+      </w:r>
+      <w:r>
+        <w:rPr>
+          <w:rFonts w:cs="TH Sarabun New"/>
+          <w:szCs w:val="32"/>
+        </w:rPr>
+        <w:t xml:space="preserve">MCP </w:t>
+      </w:r>
+      <w:r>
+        <w:rPr>
+          <w:rFonts w:cs="TH Sarabun New"/>
+          <w:szCs w:val="32"/>
+          <w:cs/>
+        </w:rPr>
+        <w:t xml:space="preserve">สามารถช่วยสร้างมาตรฐานใหม่ในการเปิดเผยทรัพยากรข้อมูลของหน่วยงานภาครัฐ ทำให้โมเดล </w:t>
+      </w:r>
+      <w:r>
+        <w:rPr>
+          <w:rFonts w:cs="TH Sarabun New"/>
+          <w:szCs w:val="32"/>
+        </w:rPr>
+        <w:t xml:space="preserve">AI (LLM) </w:t>
+      </w:r>
+      <w:r>
+        <w:rPr>
+          <w:rFonts w:cs="TH Sarabun New"/>
+          <w:szCs w:val="32"/>
+          <w:cs/>
+        </w:rPr>
+        <w:t>สามารถทำความเข้าใจและเข้าถึงโครงสร้างข้อมูลของแต่ละหน่วยงานได้โดยอัตโนมัติ การใช้มาตรฐานดังกล่าวไม่เพียงแต่ช่วยลดภาระในการเขียนรหัสคำสั่งเชื่อมต่อ (</w:t>
+      </w:r>
+      <w:r>
+        <w:rPr>
+          <w:rFonts w:cs="TH Sarabun New"/>
+          <w:szCs w:val="32"/>
+        </w:rPr>
+        <w:t xml:space="preserve">Hard-coding) </w:t>
+      </w:r>
+      <w:r>
+        <w:rPr>
+          <w:rFonts w:cs="TH Sarabun New"/>
+          <w:szCs w:val="32"/>
+          <w:cs/>
+        </w:rPr>
+        <w:t>ได้อย่างมหาศาล แต่ยังเปิดโอกาสให้ระบบสามารถขยายตัวเพื่อรองรับการบูรณาการข้อมูลกับหน่วยงานใหม่ ๆ ในระดับประเทศต่อไปได้อย่างไร้รอยต่อ</w:t>
       </w:r>
     </w:p>
     <w:p>
@@ -336,152 +403,14 @@
           <w:szCs w:val="32"/>
         </w:rPr>
       </w:pPr>
-      <w:r>
-        <w:rPr>
-          <w:rFonts w:cs="TH Sarabun New"/>
-          <w:szCs w:val="32"/>
-          <w:cs/>
-        </w:rPr>
-        <w:t>ด้านการบริหารจัดการข้อมูลและโครงสร้างพื้นฐาน ระบบถูกออกแบบให้มีระบบจัดการหน่วยงาน (</w:t>
-      </w:r>
-      <w:r>
-        <w:rPr>
-          <w:rFonts w:cs="TH Sarabun New"/>
-          <w:szCs w:val="32"/>
-        </w:rPr>
-        <w:t xml:space="preserve">Agency Management) </w:t>
-      </w:r>
-      <w:r>
-        <w:rPr>
-          <w:rFonts w:cs="TH Sarabun New"/>
-          <w:szCs w:val="32"/>
-          <w:cs/>
-        </w:rPr>
-        <w:t xml:space="preserve">ที่รองรับการดำเนินการแบบครบวงจรและมีความยืดหยุ่นสูงในการเชื่อมต่อข้อมูล ประเด็นสำคัญที่พบจากการพัฒนาคือประสิทธิภาพของการประยุกต์ใช้โปรโตคอล </w:t>
-      </w:r>
-      <w:r>
-        <w:rPr>
-          <w:rFonts w:cs="TH Sarabun New"/>
-          <w:szCs w:val="32"/>
-        </w:rPr>
-        <w:t xml:space="preserve">Model Context Protocol (MCP) </w:t>
-      </w:r>
-      <w:r>
-        <w:rPr>
-          <w:rFonts w:cs="TH Sarabun New"/>
-          <w:szCs w:val="32"/>
-          <w:cs/>
-        </w:rPr>
-        <w:t xml:space="preserve">ร่วมกับแนวคิด </w:t>
-      </w:r>
-      <w:r>
-        <w:rPr>
-          <w:rFonts w:cs="TH Sarabun New"/>
-          <w:szCs w:val="32"/>
-        </w:rPr>
-        <w:t xml:space="preserve">Agent-to-Agent (A2A) </w:t>
-      </w:r>
-      <w:r>
-        <w:rPr>
-          <w:rFonts w:cs="TH Sarabun New"/>
-          <w:szCs w:val="32"/>
-          <w:cs/>
-        </w:rPr>
-        <w:t xml:space="preserve">และ </w:t>
-      </w:r>
-      <w:r>
-        <w:rPr>
-          <w:rFonts w:cs="TH Sarabun New"/>
-          <w:szCs w:val="32"/>
-        </w:rPr>
-        <w:t xml:space="preserve">REST API </w:t>
-      </w:r>
-      <w:r>
-        <w:rPr>
-          <w:rFonts w:cs="TH Sarabun New"/>
-          <w:szCs w:val="32"/>
-          <w:cs/>
-        </w:rPr>
-        <w:t xml:space="preserve">มาตรฐาน ซึ่งผลการดำเนินงานชี้ให้เห็นว่า </w:t>
-      </w:r>
-      <w:r>
-        <w:rPr>
-          <w:rFonts w:cs="TH Sarabun New"/>
-          <w:szCs w:val="32"/>
-        </w:rPr>
-        <w:t xml:space="preserve">MCP </w:t>
-      </w:r>
-      <w:r>
-        <w:rPr>
-          <w:rFonts w:cs="TH Sarabun New"/>
-          <w:szCs w:val="32"/>
-          <w:cs/>
-        </w:rPr>
-        <w:t xml:space="preserve">สามารถช่วยสร้างมาตรฐานใหม่ในการเปิดเผยทรัพยากรข้อมูลของหน่วยงานภาครัฐ ทำให้โมเดล </w:t>
-      </w:r>
-      <w:r>
-        <w:rPr>
-          <w:rFonts w:cs="TH Sarabun New"/>
-          <w:szCs w:val="32"/>
-        </w:rPr>
-        <w:t xml:space="preserve">AI (LLM) </w:t>
-      </w:r>
-      <w:r>
-        <w:rPr>
-          <w:rFonts w:cs="TH Sarabun New"/>
-          <w:szCs w:val="32"/>
-          <w:cs/>
-        </w:rPr>
-        <w:t>สามารถทำความเข้าใจและเข้าถึงโครงสร้างข้อมูลของแต่ละหน่วยงานได้โดยอัตโนมัติ การใช้มาตรฐานดังกล่าวไม่เพียงแต่ช่วยลดภาระในการเขียนรหัสคำสั่งเชื่อมต่อ (</w:t>
-      </w:r>
-      <w:r>
-        <w:rPr>
-          <w:rFonts w:cs="TH Sarabun New"/>
-          <w:szCs w:val="32"/>
-        </w:rPr>
-        <w:t xml:space="preserve">Hard-coding) </w:t>
-      </w:r>
-      <w:r>
-        <w:rPr>
-          <w:rFonts w:cs="TH Sarabun New"/>
-          <w:szCs w:val="32"/>
-          <w:cs/>
-        </w:rPr>
-        <w:t>ได้อย่างมหาศาล แต่ยังเปิดโอกาสให้ระบบสามารถขยายตัวเพื่อรองรับการบูรณาการข้อมูลกับหน่วยงานใหม่ ๆ ในระดับประเทศต่อไปได้อย่างไร้รอยต่อ</w:t>
-      </w:r>
     </w:p>
     <w:p>
       <w:pPr>
-        <w:ind w:firstLine="0"/>
-        <w:rPr>
-          <w:rFonts w:cs="TH Sarabun New"/>
-          <w:b/>
-          <w:bCs/>
-          <w:sz w:val="36"/>
-          <w:szCs w:val="36"/>
+        <w:rPr>
+          <w:rFonts w:cs="TH Sarabun New"/>
+          <w:szCs w:val="32"/>
         </w:rPr>
       </w:pPr>
-      <w:r>
-        <w:rPr>
-          <w:rFonts w:cs="TH Sarabun New"/>
-          <w:b/>
-          <w:bCs/>
-          <w:sz w:val="36"/>
-          <w:szCs w:val="36"/>
-        </w:rPr>
-        <w:t xml:space="preserve">5.2 </w:t>
-      </w:r>
-      <w:r>
-        <w:rPr>
-          <w:rFonts w:cs="TH Sarabun New"/>
-          <w:b/>
-          <w:bCs/>
-          <w:sz w:val="36"/>
-          <w:szCs w:val="36"/>
-          <w:cs/>
-        </w:rPr>
-        <w:t>ปัญหาและอุปสรรค</w:t>
-      </w:r>
     </w:p>
     <w:p>
       <w:pPr>
@@ -490,90 +419,6 @@
           <w:szCs w:val="32"/>
         </w:rPr>
       </w:pPr>
-      <w:r>
-        <w:rPr>
-          <w:rFonts w:cs="TH Sarabun New"/>
-          <w:szCs w:val="32"/>
-        </w:rPr>
-        <w:t xml:space="preserve">5.2.1 </w:t>
-      </w:r>
-      <w:r>
-        <w:rPr>
-          <w:rFonts w:cs="TH Sarabun New"/>
-          <w:szCs w:val="32"/>
-          <w:cs/>
-        </w:rPr>
-        <w:t>ความท้าทายในการประมวลผลภาษาไทย (</w:t>
-      </w:r>
-      <w:r>
-        <w:rPr>
-          <w:rFonts w:cs="TH Sarabun New"/>
-          <w:szCs w:val="32"/>
-        </w:rPr>
-        <w:t xml:space="preserve">Thai NLP) </w:t>
-      </w:r>
-      <w:r>
-        <w:rPr>
-          <w:rFonts w:cs="TH Sarabun New"/>
-          <w:szCs w:val="32"/>
-          <w:cs/>
-        </w:rPr>
-        <w:t>คำถามจากประชาชนมักเป็นภาษาพูด (</w:t>
-      </w:r>
-      <w:r>
-        <w:rPr>
-          <w:rFonts w:cs="TH Sarabun New"/>
-          <w:szCs w:val="32"/>
-        </w:rPr>
-        <w:t xml:space="preserve">Colloquialism) </w:t>
-      </w:r>
-      <w:r>
-        <w:rPr>
-          <w:rFonts w:cs="TH Sarabun New"/>
-          <w:szCs w:val="32"/>
-          <w:cs/>
-        </w:rPr>
-        <w:t xml:space="preserve">มีการสะกดผิด หรือไม่มีการเว้นวรรคที่ชัดเจน ทำให้บางครั้งระบบ </w:t>
-      </w:r>
-      <w:r>
-        <w:rPr>
-          <w:rFonts w:cs="TH Sarabun New"/>
-          <w:szCs w:val="32"/>
-        </w:rPr>
-        <w:t xml:space="preserve">Keyword-based </w:t>
-      </w:r>
-      <w:r>
-        <w:rPr>
-          <w:rFonts w:cs="TH Sarabun New"/>
-          <w:szCs w:val="32"/>
-          <w:cs/>
-        </w:rPr>
-        <w:t xml:space="preserve">ไม่สามารถดึงหน่วยงานที่เกี่ยวข้องมาได้ครบถ้วน ต้องพึ่งพา </w:t>
-      </w:r>
-      <w:proofErr w:type="spellStart"/>
-      <w:r>
-        <w:rPr>
-          <w:rFonts w:cs="TH Sarabun New"/>
-          <w:szCs w:val="32"/>
-        </w:rPr>
-        <w:t>LangGraph</w:t>
-      </w:r>
-      <w:proofErr w:type="spellEnd"/>
-      <w:r>
-        <w:rPr>
-          <w:rFonts w:cs="TH Sarabun New"/>
-          <w:szCs w:val="32"/>
-        </w:rPr>
-        <w:t xml:space="preserve"> </w:t>
-      </w:r>
-      <w:r>
-        <w:rPr>
-          <w:rFonts w:cs="TH Sarabun New"/>
-          <w:szCs w:val="32"/>
-          <w:cs/>
-        </w:rPr>
-        <w:t>ในการตีความซึ่งมีต้นทุนการประมวลผลสูงกว่า</w:t>
-      </w:r>
     </w:p>
     <w:p>
       <w:pPr>
@@ -582,182 +427,112 @@
           <w:szCs w:val="32"/>
         </w:rPr>
       </w:pPr>
-      <w:r>
-        <w:rPr>
-          <w:rFonts w:cs="TH Sarabun New"/>
-          <w:szCs w:val="32"/>
-        </w:rPr>
-        <w:lastRenderedPageBreak/>
-        <w:t xml:space="preserve">5.2.2 </w:t>
-      </w:r>
-      <w:r>
-        <w:rPr>
-          <w:rFonts w:cs="TH Sarabun New"/>
-          <w:szCs w:val="32"/>
-          <w:cs/>
-        </w:rPr>
-        <w:t>การจัดการข้อจำกัดการเรียกใช้งาน (</w:t>
-      </w:r>
-      <w:r>
-        <w:rPr>
-          <w:rFonts w:cs="TH Sarabun New"/>
-          <w:szCs w:val="32"/>
-        </w:rPr>
-        <w:t xml:space="preserve">Rate Limiting) </w:t>
-      </w:r>
-      <w:r>
-        <w:rPr>
-          <w:rFonts w:cs="TH Sarabun New"/>
-          <w:szCs w:val="32"/>
-          <w:cs/>
-        </w:rPr>
-        <w:t xml:space="preserve">ของ </w:t>
-      </w:r>
-      <w:r>
-        <w:rPr>
-          <w:rFonts w:cs="TH Sarabun New"/>
-          <w:szCs w:val="32"/>
-        </w:rPr>
-        <w:t xml:space="preserve">API </w:t>
-      </w:r>
-      <w:r>
-        <w:rPr>
-          <w:rFonts w:cs="TH Sarabun New"/>
-          <w:szCs w:val="32"/>
-          <w:cs/>
-        </w:rPr>
-        <w:t xml:space="preserve">ภายนอก ในการจำลองการทำงาน หากมีการเรียกใช้ </w:t>
-      </w:r>
-      <w:r>
-        <w:rPr>
-          <w:rFonts w:cs="TH Sarabun New"/>
-          <w:szCs w:val="32"/>
-        </w:rPr>
-        <w:t xml:space="preserve">API </w:t>
-      </w:r>
-      <w:r>
-        <w:rPr>
-          <w:rFonts w:cs="TH Sarabun New"/>
-          <w:szCs w:val="32"/>
-          <w:cs/>
-        </w:rPr>
-        <w:t>ของหน่วยงานพร้อมกันในปริมาณมาก อาจทำให้เกิดปัญหาคอขวดหรือถูกปฏิเสธการเชื่อมต่อ (</w:t>
-      </w:r>
-      <w:r>
-        <w:rPr>
-          <w:rFonts w:cs="TH Sarabun New"/>
-          <w:szCs w:val="32"/>
-        </w:rPr>
-        <w:t xml:space="preserve">Connection Refused) </w:t>
-      </w:r>
-      <w:r>
-        <w:rPr>
-          <w:rFonts w:cs="TH Sarabun New"/>
-          <w:szCs w:val="32"/>
-          <w:cs/>
-        </w:rPr>
-        <w:t>จากเซิร์ฟเวอร์ปลายทาง</w:t>
-      </w:r>
     </w:p>
     <w:p>
       <w:pPr>
-        <w:rPr>
-          <w:rFonts w:cs="TH Sarabun New"/>
-          <w:szCs w:val="32"/>
-        </w:rPr>
+        <w:pStyle w:val="Heading2"/>
       </w:pPr>
       <w:r>
-        <w:rPr>
-          <w:rFonts w:cs="TH Sarabun New"/>
-          <w:szCs w:val="32"/>
-        </w:rPr>
-        <w:t xml:space="preserve">5.2.3 </w:t>
-      </w:r>
-      <w:r>
-        <w:rPr>
-          <w:rFonts w:cs="TH Sarabun New"/>
-          <w:szCs w:val="32"/>
-          <w:cs/>
-        </w:rPr>
-        <w:t xml:space="preserve">คุณภาพและข้อจำกัดของ </w:t>
-      </w:r>
-      <w:r>
-        <w:rPr>
-          <w:rFonts w:cs="TH Sarabun New"/>
-          <w:szCs w:val="32"/>
-        </w:rPr>
-        <w:t xml:space="preserve">LLM </w:t>
-      </w:r>
-      <w:r>
-        <w:rPr>
-          <w:rFonts w:cs="TH Sarabun New"/>
-          <w:szCs w:val="32"/>
-          <w:cs/>
-        </w:rPr>
-        <w:t xml:space="preserve">การสังเคราะห์คำตอบที่มีความยาวหรือมีข้อมูลทางกฎหมายที่ซับซ้อนมาก ๆ บางครั้งพบอาการที่ </w:t>
-      </w:r>
-      <w:r>
-        <w:rPr>
-          <w:rFonts w:cs="TH Sarabun New"/>
-          <w:szCs w:val="32"/>
-        </w:rPr>
-        <w:t xml:space="preserve">LLM </w:t>
-      </w:r>
-      <w:r>
-        <w:rPr>
-          <w:rFonts w:cs="TH Sarabun New"/>
-          <w:szCs w:val="32"/>
-          <w:cs/>
-        </w:rPr>
-        <w:t>ให้ข้อมูลผิดพลาด (</w:t>
-      </w:r>
-      <w:r>
-        <w:rPr>
-          <w:rFonts w:cs="TH Sarabun New"/>
-          <w:szCs w:val="32"/>
-        </w:rPr>
-        <w:t xml:space="preserve">Hallucination) </w:t>
-      </w:r>
-      <w:r>
-        <w:rPr>
-          <w:rFonts w:cs="TH Sarabun New"/>
-          <w:szCs w:val="32"/>
-          <w:cs/>
-        </w:rPr>
-        <w:t>หรือตัดทอนรายละเอียดที่สำคัญออกไปเพื่อสรุปความ</w:t>
+        <w:lastRenderedPageBreak/>
+        <w:t xml:space="preserve">5.2 </w:t>
+      </w:r>
+      <w:r>
+        <w:rPr>
+          <w:cs/>
+        </w:rPr>
+        <w:t>ปัญหาและอุปสรรค</w:t>
       </w:r>
     </w:p>
     <w:p>
       <w:pPr>
-        <w:ind w:firstLine="0"/>
-        <w:rPr>
-          <w:rFonts w:cs="TH Sarabun New"/>
-          <w:b/>
-          <w:bCs/>
-          <w:sz w:val="36"/>
-          <w:szCs w:val="36"/>
+        <w:rPr>
+          <w:rFonts w:cs="TH Sarabun New"/>
+          <w:szCs w:val="32"/>
         </w:rPr>
       </w:pPr>
       <w:r>
         <w:rPr>
           <w:rFonts w:cs="TH Sarabun New"/>
-          <w:b/>
-          <w:bCs/>
-          <w:sz w:val="36"/>
-          <w:szCs w:val="36"/>
-        </w:rPr>
-        <w:t xml:space="preserve">5.3 </w:t>
-      </w:r>
-      <w:r>
-        <w:rPr>
-          <w:rFonts w:cs="TH Sarabun New"/>
-          <w:b/>
-          <w:bCs/>
-          <w:sz w:val="36"/>
-          <w:szCs w:val="36"/>
-          <w:cs/>
-        </w:rPr>
-        <w:t>ข้อเสนอแนะ</w:t>
+          <w:szCs w:val="32"/>
+        </w:rPr>
+        <w:t xml:space="preserve">5.2.1 </w:t>
+      </w:r>
+      <w:r>
+        <w:rPr>
+          <w:rFonts w:cs="TH Sarabun New"/>
+          <w:szCs w:val="32"/>
+          <w:cs/>
+        </w:rPr>
+        <w:t>ความท้าทายในการประมวลผลภาษาไทย (</w:t>
+      </w:r>
+      <w:r>
+        <w:rPr>
+          <w:rFonts w:cs="TH Sarabun New"/>
+          <w:szCs w:val="32"/>
+        </w:rPr>
+        <w:t xml:space="preserve">Thai NLP) </w:t>
+      </w:r>
+      <w:r>
+        <w:rPr>
+          <w:rFonts w:cs="TH Sarabun New"/>
+          <w:szCs w:val="32"/>
+          <w:cs/>
+        </w:rPr>
+        <w:t>คำถามจากประชาชนมักเป็นภาษาพูด (</w:t>
+      </w:r>
+      <w:r>
+        <w:rPr>
+          <w:rFonts w:cs="TH Sarabun New"/>
+          <w:szCs w:val="32"/>
+        </w:rPr>
+        <w:t xml:space="preserve">Colloquialism) </w:t>
+      </w:r>
+      <w:r>
+        <w:rPr>
+          <w:rFonts w:cs="TH Sarabun New"/>
+          <w:szCs w:val="32"/>
+          <w:cs/>
+        </w:rPr>
+        <w:t xml:space="preserve">มีการสะกดผิด หรือไม่มีการเว้นวรรคที่ชัดเจน ทำให้บางครั้งระบบ </w:t>
+      </w:r>
+      <w:r>
+        <w:rPr>
+          <w:rFonts w:cs="TH Sarabun New"/>
+          <w:szCs w:val="32"/>
+        </w:rPr>
+        <w:t xml:space="preserve">Keyword-based </w:t>
+      </w:r>
+      <w:r>
+        <w:rPr>
+          <w:rFonts w:cs="TH Sarabun New"/>
+          <w:szCs w:val="32"/>
+          <w:cs/>
+        </w:rPr>
+        <w:t xml:space="preserve">ไม่สามารถดึงหน่วยงานที่เกี่ยวข้องมาได้ครบถ้วน ต้องพึ่งพา </w:t>
+      </w:r>
+      <w:proofErr w:type="spellStart"/>
+      <w:r>
+        <w:rPr>
+          <w:rFonts w:cs="TH Sarabun New"/>
+          <w:szCs w:val="32"/>
+        </w:rPr>
+        <w:t>LangGraph</w:t>
+      </w:r>
+      <w:proofErr w:type="spellEnd"/>
+      <w:r>
+        <w:rPr>
+          <w:rFonts w:cs="TH Sarabun New"/>
+          <w:szCs w:val="32"/>
+        </w:rPr>
+        <w:t xml:space="preserve"> </w:t>
+      </w:r>
+      <w:r>
+        <w:rPr>
+          <w:rFonts w:cs="TH Sarabun New"/>
+          <w:szCs w:val="32"/>
+          <w:cs/>
+        </w:rPr>
+        <w:t>ในการตีความซึ่งมีต้นทุนการประมวลผลสูงกว่า</w:t>
       </w:r>
     </w:p>
     <w:p>
@@ -772,90 +547,75 @@
           <w:rFonts w:cs="TH Sarabun New"/>
           <w:szCs w:val="32"/>
         </w:rPr>
-        <w:t xml:space="preserve">5.3.1 </w:t>
-      </w:r>
-      <w:r>
-        <w:rPr>
-          <w:rFonts w:cs="TH Sarabun New"/>
-          <w:szCs w:val="32"/>
-          <w:cs/>
-        </w:rPr>
-        <w:t xml:space="preserve">การบูรณาการระบบ </w:t>
-      </w:r>
-      <w:r>
-        <w:rPr>
-          <w:rFonts w:cs="TH Sarabun New"/>
-          <w:szCs w:val="32"/>
-        </w:rPr>
-        <w:t xml:space="preserve">Retrieval-Augmented Generation (RAG) </w:t>
-      </w:r>
-      <w:r>
-        <w:rPr>
-          <w:rFonts w:cs="TH Sarabun New"/>
-          <w:szCs w:val="32"/>
-          <w:cs/>
-        </w:rPr>
-        <w:t xml:space="preserve">ควรมีการนำสถาปัตยกรรม </w:t>
-      </w:r>
-      <w:r>
-        <w:rPr>
-          <w:rFonts w:cs="TH Sarabun New"/>
-          <w:szCs w:val="32"/>
-        </w:rPr>
-        <w:t xml:space="preserve">RAG </w:t>
-      </w:r>
-      <w:r>
-        <w:rPr>
-          <w:rFonts w:cs="TH Sarabun New"/>
-          <w:szCs w:val="32"/>
-          <w:cs/>
-        </w:rPr>
-        <w:t>มาใช้ร่วมกับฐานข้อมูลเวกเตอร์ (</w:t>
-      </w:r>
-      <w:r>
-        <w:rPr>
-          <w:rFonts w:cs="TH Sarabun New"/>
-          <w:szCs w:val="32"/>
-        </w:rPr>
-        <w:t xml:space="preserve">Vector Database) </w:t>
-      </w:r>
-      <w:r>
-        <w:rPr>
-          <w:rFonts w:cs="TH Sarabun New"/>
-          <w:szCs w:val="32"/>
-          <w:cs/>
-        </w:rPr>
-        <w:t xml:space="preserve">เพื่อให้ </w:t>
-      </w:r>
-      <w:r>
-        <w:rPr>
-          <w:rFonts w:cs="TH Sarabun New"/>
-          <w:szCs w:val="32"/>
-        </w:rPr>
-        <w:t xml:space="preserve">AI </w:t>
-      </w:r>
-      <w:r>
-        <w:rPr>
-          <w:rFonts w:cs="TH Sarabun New"/>
-          <w:szCs w:val="32"/>
-          <w:cs/>
-        </w:rPr>
-        <w:t xml:space="preserve">สามารถดึงระเบียบ ข้อบังคับ หรือคู่มือประชาชนแบบเต็มรูปแบบมาอ้างอิงในการตอบคำถาม ซึ่งจะช่วยลดปัญหา </w:t>
-      </w:r>
-      <w:r>
-        <w:rPr>
-          <w:rFonts w:cs="TH Sarabun New"/>
-          <w:szCs w:val="32"/>
-        </w:rPr>
-        <w:t xml:space="preserve">Hallucination </w:t>
-      </w:r>
-      <w:r>
-        <w:rPr>
-          <w:rFonts w:cs="TH Sarabun New"/>
-          <w:szCs w:val="32"/>
-          <w:cs/>
-        </w:rPr>
-        <w:t>และเพิ่มความน่าเชื่อถือของข้อมูลระดับสูงสุด</w:t>
+        <w:t xml:space="preserve">5.2.2 </w:t>
+      </w:r>
+      <w:r>
+        <w:rPr>
+          <w:rFonts w:cs="TH Sarabun New"/>
+          <w:szCs w:val="32"/>
+          <w:cs/>
+        </w:rPr>
+        <w:t>การจัดการข้อจำกัดการเรียกใช้งาน (</w:t>
+      </w:r>
+      <w:r>
+        <w:rPr>
+          <w:rFonts w:cs="TH Sarabun New"/>
+          <w:szCs w:val="32"/>
+        </w:rPr>
+        <w:t xml:space="preserve">Rate Limiting) </w:t>
+      </w:r>
+      <w:r>
+        <w:rPr>
+          <w:rFonts w:cs="TH Sarabun New"/>
+          <w:szCs w:val="32"/>
+          <w:cs/>
+        </w:rPr>
+        <w:t xml:space="preserve">ของ </w:t>
+      </w:r>
+      <w:r>
+        <w:rPr>
+          <w:rFonts w:cs="TH Sarabun New"/>
+          <w:szCs w:val="32"/>
+        </w:rPr>
+        <w:t xml:space="preserve">API </w:t>
+      </w:r>
+      <w:r>
+        <w:rPr>
+          <w:rFonts w:cs="TH Sarabun New"/>
+          <w:szCs w:val="32"/>
+          <w:cs/>
+        </w:rPr>
+        <w:t xml:space="preserve">ภายนอก ในการจำลองการทำงาน หากมีการเรียกใช้ </w:t>
+      </w:r>
+      <w:r>
+        <w:rPr>
+          <w:rFonts w:cs="TH Sarabun New"/>
+          <w:szCs w:val="32"/>
+        </w:rPr>
+        <w:t xml:space="preserve">API </w:t>
+      </w:r>
+      <w:r>
+        <w:rPr>
+          <w:rFonts w:cs="TH Sarabun New"/>
+          <w:szCs w:val="32"/>
+          <w:cs/>
+        </w:rPr>
+        <w:t>ของหน่วยงานพร้อมกันในปริมาณมาก อาจทำให้เกิดปัญหาคอขวดหรือถูกปฏิเสธการเชื่อมต่อ (</w:t>
+      </w:r>
+      <w:r>
+        <w:rPr>
+          <w:rFonts w:cs="TH Sarabun New"/>
+          <w:szCs w:val="32"/>
+        </w:rPr>
+        <w:t xml:space="preserve">Connection Refused) </w:t>
+      </w:r>
+      <w:r>
+        <w:rPr>
+          <w:rFonts w:cs="TH Sarabun New"/>
+          <w:szCs w:val="32"/>
+          <w:cs/>
+        </w:rPr>
+        <w:t>จากเซิร์ฟเวอร์ปลายทาง</w:t>
       </w:r>
     </w:p>
     <w:p>
@@ -870,193 +630,74 @@
           <w:rFonts w:cs="TH Sarabun New"/>
           <w:szCs w:val="32"/>
         </w:rPr>
-        <w:t>5.3.</w:t>
-      </w:r>
-      <w:r>
-        <w:rPr>
-          <w:rFonts w:cs="TH Sarabun New"/>
-          <w:szCs w:val="32"/>
-        </w:rPr>
-        <w:t>2</w:t>
-      </w:r>
-      <w:r>
-        <w:rPr>
-          <w:rFonts w:cs="TH Sarabun New"/>
-          <w:szCs w:val="32"/>
-        </w:rPr>
-        <w:t xml:space="preserve"> </w:t>
-      </w:r>
-      <w:r>
-        <w:rPr>
-          <w:rFonts w:cs="TH Sarabun New"/>
-          <w:szCs w:val="32"/>
-          <w:cs/>
-        </w:rPr>
-        <w:t>การพัฒนาระบบแคช (</w:t>
-      </w:r>
-      <w:r>
-        <w:rPr>
-          <w:rFonts w:cs="TH Sarabun New"/>
-          <w:szCs w:val="32"/>
-        </w:rPr>
-        <w:t xml:space="preserve">Caching Mechanism) </w:t>
-      </w:r>
-      <w:r>
-        <w:rPr>
-          <w:rFonts w:cs="TH Sarabun New"/>
-          <w:szCs w:val="32"/>
-          <w:cs/>
-        </w:rPr>
-        <w:t xml:space="preserve">ควรนำระบบ </w:t>
-      </w:r>
-      <w:r>
-        <w:rPr>
-          <w:rFonts w:cs="TH Sarabun New"/>
-          <w:szCs w:val="32"/>
-        </w:rPr>
-        <w:t xml:space="preserve">In-memory Database </w:t>
-      </w:r>
-      <w:r>
-        <w:rPr>
-          <w:rFonts w:cs="TH Sarabun New"/>
-          <w:szCs w:val="32"/>
-          <w:cs/>
-        </w:rPr>
-        <w:t xml:space="preserve">เช่น </w:t>
-      </w:r>
-      <w:r>
-        <w:rPr>
-          <w:rFonts w:cs="TH Sarabun New"/>
-          <w:szCs w:val="32"/>
-        </w:rPr>
-        <w:t xml:space="preserve">Redis </w:t>
-      </w:r>
-      <w:r>
-        <w:rPr>
-          <w:rFonts w:cs="TH Sarabun New"/>
-          <w:szCs w:val="32"/>
-          <w:cs/>
-        </w:rPr>
-        <w:t>มาใช้ในการเก็บประวัติคำถาม-คำตอบที่พบบ่อย (</w:t>
-      </w:r>
-      <w:r>
-        <w:rPr>
-          <w:rFonts w:cs="TH Sarabun New"/>
-          <w:szCs w:val="32"/>
-        </w:rPr>
-        <w:t xml:space="preserve">FAQ Caching) </w:t>
-      </w:r>
-      <w:r>
-        <w:rPr>
-          <w:rFonts w:cs="TH Sarabun New"/>
-          <w:szCs w:val="32"/>
-          <w:cs/>
-        </w:rPr>
-        <w:t xml:space="preserve">เพื่อลดระยะเวลาการดึงข้อมูลซ้ำซ้อนจากหน่วยงาน และลดภาระค่าใช้จ่ายในการเรียกใช้ </w:t>
-      </w:r>
-      <w:r>
-        <w:rPr>
-          <w:rFonts w:cs="TH Sarabun New"/>
-          <w:szCs w:val="32"/>
-        </w:rPr>
-        <w:t>LLM</w:t>
+        <w:t xml:space="preserve">5.2.3 </w:t>
+      </w:r>
+      <w:r>
+        <w:rPr>
+          <w:rFonts w:cs="TH Sarabun New"/>
+          <w:szCs w:val="32"/>
+          <w:cs/>
+        </w:rPr>
+        <w:t xml:space="preserve">คุณภาพและข้อจำกัดของ </w:t>
+      </w:r>
+      <w:r>
+        <w:rPr>
+          <w:rFonts w:cs="TH Sarabun New"/>
+          <w:szCs w:val="32"/>
+        </w:rPr>
+        <w:t xml:space="preserve">LLM </w:t>
+      </w:r>
+      <w:r>
+        <w:rPr>
+          <w:rFonts w:cs="TH Sarabun New"/>
+          <w:szCs w:val="32"/>
+          <w:cs/>
+        </w:rPr>
+        <w:t xml:space="preserve">การสังเคราะห์คำตอบที่มีความยาวหรือมีข้อมูลทางกฎหมายที่ซับซ้อนมาก ๆ บางครั้งพบอาการที่ </w:t>
+      </w:r>
+      <w:r>
+        <w:rPr>
+          <w:rFonts w:cs="TH Sarabun New"/>
+          <w:szCs w:val="32"/>
+        </w:rPr>
+        <w:t xml:space="preserve">LLM </w:t>
+      </w:r>
+      <w:r>
+        <w:rPr>
+          <w:rFonts w:cs="TH Sarabun New"/>
+          <w:szCs w:val="32"/>
+          <w:cs/>
+        </w:rPr>
+        <w:t>ให้ข้อมูลผิดพลาด (</w:t>
+      </w:r>
+      <w:r>
+        <w:rPr>
+          <w:rFonts w:cs="TH Sarabun New"/>
+          <w:szCs w:val="32"/>
+        </w:rPr>
+        <w:t xml:space="preserve">Hallucination) </w:t>
+      </w:r>
+      <w:r>
+        <w:rPr>
+          <w:rFonts w:cs="TH Sarabun New"/>
+          <w:szCs w:val="32"/>
+          <w:cs/>
+        </w:rPr>
+        <w:t>หรือตัดทอนรายละเอียดที่สำคัญออกไปเพื่อสรุปความ</w:t>
       </w:r>
     </w:p>
     <w:p>
       <w:pPr>
-        <w:rPr>
-          <w:rFonts w:cs="TH Sarabun New"/>
-          <w:szCs w:val="32"/>
-        </w:rPr>
+        <w:pStyle w:val="Heading2"/>
       </w:pPr>
       <w:r>
-        <w:rPr>
-          <w:rFonts w:cs="TH Sarabun New"/>
-          <w:szCs w:val="32"/>
-        </w:rPr>
-        <w:t>5.3.</w:t>
-      </w:r>
-      <w:r>
-        <w:rPr>
-          <w:rFonts w:cs="TH Sarabun New"/>
-          <w:szCs w:val="32"/>
-        </w:rPr>
-        <w:t>3</w:t>
-      </w:r>
-      <w:r>
-        <w:rPr>
-          <w:rFonts w:cs="TH Sarabun New"/>
-          <w:szCs w:val="32"/>
-        </w:rPr>
-        <w:t xml:space="preserve"> </w:t>
-      </w:r>
-      <w:r>
-        <w:rPr>
-          <w:rFonts w:cs="TH Sarabun New"/>
-          <w:szCs w:val="32"/>
-          <w:cs/>
-        </w:rPr>
-        <w:t>การรองรับการสั่งงานด้วยเสียง (</w:t>
-      </w:r>
-      <w:r>
-        <w:rPr>
-          <w:rFonts w:cs="TH Sarabun New"/>
-          <w:szCs w:val="32"/>
-        </w:rPr>
-        <w:t xml:space="preserve">Voice Input / Output) </w:t>
-      </w:r>
-      <w:r>
-        <w:rPr>
-          <w:rFonts w:cs="TH Sarabun New"/>
-          <w:szCs w:val="32"/>
-          <w:cs/>
-        </w:rPr>
-        <w:t xml:space="preserve">ควรเพิ่มฟีเจอร์ </w:t>
-      </w:r>
-      <w:r>
-        <w:rPr>
-          <w:rFonts w:cs="TH Sarabun New"/>
-          <w:szCs w:val="32"/>
-        </w:rPr>
-        <w:t xml:space="preserve">Speech-to-Text </w:t>
-      </w:r>
-      <w:r>
-        <w:rPr>
-          <w:rFonts w:cs="TH Sarabun New"/>
-          <w:szCs w:val="32"/>
-          <w:cs/>
-        </w:rPr>
-        <w:t xml:space="preserve">และ </w:t>
-      </w:r>
-      <w:r>
-        <w:rPr>
-          <w:rFonts w:cs="TH Sarabun New"/>
-          <w:szCs w:val="32"/>
-        </w:rPr>
-        <w:t xml:space="preserve">Text-to-Speech </w:t>
-      </w:r>
-      <w:r>
-        <w:rPr>
-          <w:rFonts w:cs="TH Sarabun New"/>
-          <w:szCs w:val="32"/>
-          <w:cs/>
-        </w:rPr>
-        <w:t>เพื่อสนับสนุนการเข้าถึงบริการ (</w:t>
-      </w:r>
-      <w:r>
-        <w:rPr>
-          <w:rFonts w:cs="TH Sarabun New"/>
-          <w:szCs w:val="32"/>
-        </w:rPr>
-        <w:t xml:space="preserve">Accessibility) </w:t>
-      </w:r>
-      <w:r>
-        <w:rPr>
-          <w:rFonts w:cs="TH Sarabun New"/>
-          <w:szCs w:val="32"/>
-          <w:cs/>
-        </w:rPr>
-        <w:t>สำหรับผู้สูงอายุหรือผู้พิการทางสายตา</w:t>
+        <w:t xml:space="preserve">5.3 </w:t>
+      </w:r>
+      <w:r>
+        <w:rPr>
+          <w:cs/>
+        </w:rPr>
+        <w:t>ข้อเสนอแนะ</w:t>
       </w:r>
     </w:p>
     <w:p>
@@ -1071,21 +712,278 @@
           <w:rFonts w:cs="TH Sarabun New"/>
           <w:szCs w:val="32"/>
         </w:rPr>
-        <w:t>5.3.</w:t>
-      </w:r>
-      <w:r>
-        <w:rPr>
-          <w:rFonts w:cs="TH Sarabun New"/>
-          <w:szCs w:val="32"/>
-        </w:rPr>
-        <w:t>4</w:t>
-      </w:r>
-      <w:r>
-        <w:rPr>
-          <w:rFonts w:cs="TH Sarabun New"/>
-          <w:szCs w:val="32"/>
-        </w:rPr>
-        <w:t xml:space="preserve"> </w:t>
+        <w:t xml:space="preserve">5.3.1 </w:t>
+      </w:r>
+      <w:r>
+        <w:rPr>
+          <w:rFonts w:cs="TH Sarabun New"/>
+          <w:szCs w:val="32"/>
+          <w:cs/>
+        </w:rPr>
+        <w:t xml:space="preserve">การบูรณาการระบบ </w:t>
+      </w:r>
+      <w:r>
+        <w:rPr>
+          <w:rFonts w:cs="TH Sarabun New"/>
+          <w:szCs w:val="32"/>
+        </w:rPr>
+        <w:t xml:space="preserve">Retrieval-Augmented Generation (RAG) </w:t>
+      </w:r>
+      <w:r>
+        <w:rPr>
+          <w:rFonts w:cs="TH Sarabun New"/>
+          <w:szCs w:val="32"/>
+          <w:cs/>
+        </w:rPr>
+        <w:t xml:space="preserve">ควรมีการนำสถาปัตยกรรม </w:t>
+      </w:r>
+      <w:r>
+        <w:rPr>
+          <w:rFonts w:cs="TH Sarabun New"/>
+          <w:szCs w:val="32"/>
+        </w:rPr>
+        <w:t xml:space="preserve">RAG </w:t>
+      </w:r>
+      <w:r>
+        <w:rPr>
+          <w:rFonts w:cs="TH Sarabun New"/>
+          <w:szCs w:val="32"/>
+          <w:cs/>
+        </w:rPr>
+        <w:t>มาใช้ร่วมกับฐานข้อมูลเวกเตอร์ (</w:t>
+      </w:r>
+      <w:r>
+        <w:rPr>
+          <w:rFonts w:cs="TH Sarabun New"/>
+          <w:szCs w:val="32"/>
+        </w:rPr>
+        <w:t xml:space="preserve">Vector Database) </w:t>
+      </w:r>
+      <w:r>
+        <w:rPr>
+          <w:rFonts w:cs="TH Sarabun New"/>
+          <w:szCs w:val="32"/>
+          <w:cs/>
+        </w:rPr>
+        <w:t xml:space="preserve">เพื่อให้ </w:t>
+      </w:r>
+      <w:r>
+        <w:rPr>
+          <w:rFonts w:cs="TH Sarabun New"/>
+          <w:szCs w:val="32"/>
+        </w:rPr>
+        <w:t xml:space="preserve">AI </w:t>
+      </w:r>
+      <w:r>
+        <w:rPr>
+          <w:rFonts w:cs="TH Sarabun New"/>
+          <w:szCs w:val="32"/>
+          <w:cs/>
+        </w:rPr>
+        <w:t xml:space="preserve">สามารถดึงระเบียบ ข้อบังคับ หรือคู่มือประชาชนแบบเต็มรูปแบบมาอ้างอิงในการตอบคำถาม ซึ่งจะช่วยลดปัญหา </w:t>
+      </w:r>
+      <w:r>
+        <w:rPr>
+          <w:rFonts w:cs="TH Sarabun New"/>
+          <w:szCs w:val="32"/>
+        </w:rPr>
+        <w:t xml:space="preserve">Hallucination </w:t>
+      </w:r>
+      <w:r>
+        <w:rPr>
+          <w:rFonts w:cs="TH Sarabun New"/>
+          <w:szCs w:val="32"/>
+          <w:cs/>
+        </w:rPr>
+        <w:t>และเพิ่มความน่าเชื่อถือของข้อมูลระดับสูงสุด</w:t>
+      </w:r>
+    </w:p>
+    <w:p>
+      <w:pPr>
+        <w:rPr>
+          <w:rFonts w:cs="TH Sarabun New"/>
+          <w:szCs w:val="32"/>
+        </w:rPr>
+      </w:pPr>
+      <w:r>
+        <w:rPr>
+          <w:rFonts w:cs="TH Sarabun New"/>
+          <w:szCs w:val="32"/>
+        </w:rPr>
+        <w:t xml:space="preserve">5.3.2 </w:t>
+      </w:r>
+      <w:r>
+        <w:rPr>
+          <w:rFonts w:cs="TH Sarabun New"/>
+          <w:szCs w:val="32"/>
+          <w:cs/>
+        </w:rPr>
+        <w:t>การพัฒนาระบบแคช (</w:t>
+      </w:r>
+      <w:r>
+        <w:rPr>
+          <w:rFonts w:cs="TH Sarabun New"/>
+          <w:szCs w:val="32"/>
+        </w:rPr>
+        <w:t xml:space="preserve">Caching Mechanism) </w:t>
+      </w:r>
+      <w:r>
+        <w:rPr>
+          <w:rFonts w:cs="TH Sarabun New"/>
+          <w:szCs w:val="32"/>
+          <w:cs/>
+        </w:rPr>
+        <w:t xml:space="preserve">ควรนำระบบ </w:t>
+      </w:r>
+      <w:r>
+        <w:rPr>
+          <w:rFonts w:cs="TH Sarabun New"/>
+          <w:szCs w:val="32"/>
+        </w:rPr>
+        <w:t xml:space="preserve">In-memory Database </w:t>
+      </w:r>
+      <w:r>
+        <w:rPr>
+          <w:rFonts w:cs="TH Sarabun New"/>
+          <w:szCs w:val="32"/>
+          <w:cs/>
+        </w:rPr>
+        <w:t xml:space="preserve">เช่น </w:t>
+      </w:r>
+      <w:r>
+        <w:rPr>
+          <w:rFonts w:cs="TH Sarabun New"/>
+          <w:szCs w:val="32"/>
+        </w:rPr>
+        <w:t xml:space="preserve">Redis </w:t>
+      </w:r>
+      <w:r>
+        <w:rPr>
+          <w:rFonts w:cs="TH Sarabun New"/>
+          <w:szCs w:val="32"/>
+          <w:cs/>
+        </w:rPr>
+        <w:t>มาใช้ในการเก็บประวัติคำถาม-คำตอบที่พบบ่อย (</w:t>
+      </w:r>
+      <w:r>
+        <w:rPr>
+          <w:rFonts w:cs="TH Sarabun New"/>
+          <w:szCs w:val="32"/>
+        </w:rPr>
+        <w:t xml:space="preserve">FAQ Caching) </w:t>
+      </w:r>
+      <w:r>
+        <w:rPr>
+          <w:rFonts w:cs="TH Sarabun New"/>
+          <w:szCs w:val="32"/>
+          <w:cs/>
+        </w:rPr>
+        <w:t xml:space="preserve">เพื่อลดระยะเวลาการดึงข้อมูลซ้ำซ้อนจากหน่วยงาน และลดภาระค่าใช้จ่ายในการเรียกใช้ </w:t>
+      </w:r>
+      <w:r>
+        <w:rPr>
+          <w:rFonts w:cs="TH Sarabun New"/>
+          <w:szCs w:val="32"/>
+        </w:rPr>
+        <w:t>LLM</w:t>
+      </w:r>
+    </w:p>
+    <w:p>
+      <w:pPr>
+        <w:rPr>
+          <w:rFonts w:cs="TH Sarabun New"/>
+          <w:szCs w:val="32"/>
+        </w:rPr>
+      </w:pPr>
+      <w:r>
+        <w:rPr>
+          <w:rFonts w:cs="TH Sarabun New"/>
+          <w:szCs w:val="32"/>
+        </w:rPr>
+        <w:t xml:space="preserve">5.3.3 </w:t>
+      </w:r>
+      <w:r>
+        <w:rPr>
+          <w:rFonts w:cs="TH Sarabun New"/>
+          <w:szCs w:val="32"/>
+          <w:cs/>
+        </w:rPr>
+        <w:t>การรองรับการสั่งงานด้วยเสียง (</w:t>
+      </w:r>
+      <w:r>
+        <w:rPr>
+          <w:rFonts w:cs="TH Sarabun New"/>
+          <w:szCs w:val="32"/>
+        </w:rPr>
+        <w:t xml:space="preserve">Voice Input / Output) </w:t>
+      </w:r>
+      <w:r>
+        <w:rPr>
+          <w:rFonts w:cs="TH Sarabun New"/>
+          <w:szCs w:val="32"/>
+          <w:cs/>
+        </w:rPr>
+        <w:t xml:space="preserve">ควรเพิ่มฟีเจอร์ </w:t>
+      </w:r>
+      <w:r>
+        <w:rPr>
+          <w:rFonts w:cs="TH Sarabun New"/>
+          <w:szCs w:val="32"/>
+        </w:rPr>
+        <w:t xml:space="preserve">Speech-to-Text </w:t>
+      </w:r>
+      <w:r>
+        <w:rPr>
+          <w:rFonts w:cs="TH Sarabun New"/>
+          <w:szCs w:val="32"/>
+          <w:cs/>
+        </w:rPr>
+        <w:t xml:space="preserve">และ </w:t>
+      </w:r>
+      <w:r>
+        <w:rPr>
+          <w:rFonts w:cs="TH Sarabun New"/>
+          <w:szCs w:val="32"/>
+        </w:rPr>
+        <w:t xml:space="preserve">Text-to-Speech </w:t>
+      </w:r>
+      <w:r>
+        <w:rPr>
+          <w:rFonts w:cs="TH Sarabun New"/>
+          <w:szCs w:val="32"/>
+          <w:cs/>
+        </w:rPr>
+        <w:t>เพื่อสนับสนุนการเข้าถึงบริการ (</w:t>
+      </w:r>
+      <w:r>
+        <w:rPr>
+          <w:rFonts w:cs="TH Sarabun New"/>
+          <w:szCs w:val="32"/>
+        </w:rPr>
+        <w:t xml:space="preserve">Accessibility) </w:t>
+      </w:r>
+      <w:r>
+        <w:rPr>
+          <w:rFonts w:cs="TH Sarabun New"/>
+          <w:szCs w:val="32"/>
+          <w:cs/>
+        </w:rPr>
+        <w:t>สำหรับผู้สูงอายุหรือผู้พิการทางสายตา</w:t>
+      </w:r>
+    </w:p>
+    <w:p>
+      <w:pPr>
+        <w:rPr>
+          <w:rFonts w:cs="TH Sarabun New"/>
+          <w:szCs w:val="32"/>
+        </w:rPr>
+      </w:pPr>
+      <w:r>
+        <w:rPr>
+          <w:rFonts w:cs="TH Sarabun New"/>
+          <w:szCs w:val="32"/>
+        </w:rPr>
+        <w:t xml:space="preserve">5.3.4 </w:t>
       </w:r>
       <w:r>
         <w:rPr>
@@ -1127,13 +1025,118 @@
       </w:r>
     </w:p>
     <w:sectPr>
+      <w:headerReference w:type="default" r:id="rId6"/>
       <w:pgSz w:w="11906" w:h="16838" w:code="9"/>
       <w:pgMar w:top="1418" w:right="1134" w:bottom="1134" w:left="1701" w:header="720" w:footer="720" w:gutter="0"/>
+      <w:pgNumType w:start="1"/>
       <w:cols w:space="720"/>
       <w:docGrid w:linePitch="435"/>
     </w:sectPr>
   </w:body>
 </w:document>
+</file>
+
+<file path=word/endnotes.xml><?xml version="1.0" encoding="utf-8"?>
+<w:endnotes xmlns:wpc="http://schemas.microsoft.com/office/word/2010/wordprocessingCanvas" xmlns:cx="http://schemas.microsoft.com/office/drawing/2014/chartex" xmlns:cx1="http://schemas.microsoft.com/office/drawing/2015/9/8/chartex" xmlns:cx2="http://schemas.microsoft.com/office/drawing/2015/10/21/chartex" xmlns:cx3="http://schemas.microsoft.com/office/drawing/2016/5/9/chartex" xmlns:cx4="http://schemas.microsoft.com/office/drawing/2016/5/10/chartex" xmlns:cx5="http://schemas.microsoft.com/office/drawing/2016/5/11/chartex" xmlns:cx6="http://schemas.microsoft.com/office/drawing/2016/5/12/chartex" xmlns:cx7="http://schemas.microsoft.com/office/drawing/2016/5/13/chartex" xmlns:cx8="http://schemas.microsoft.com/office/drawing/2016/5/14/chartex" xmlns:mc="http://schemas.openxmlformats.org/markup-compatibility/2006" xmlns:aink="http://schemas.microsoft.com/office/drawing/2016/ink" xmlns:am3d="http://schemas.microsoft.com/office/drawing/2017/model3d" xmlns:o="urn:schemas-microsoft-com:office:office" xmlns:oel="http://schemas.microsoft.com/office/2019/extlst" xmlns:r="http://schemas.openxmlformats.org/officeDocument/2006/relationships" xmlns:m="http://schemas.openxmlformats.org/officeDocument/2006/math" xmlns:v="urn:schemas-microsoft-com:vml" xmlns:wp14="http://schemas.microsoft.com/office/word/2010/wordprocessingDrawing" xmlns:wp="http://schemas.openxmlformats.org/drawingml/2006/wordprocessingDrawing" xmlns:w10="urn:schemas-microsoft-com:office:word" xmlns:w="http://schemas.openxmlformats.org/wordprocessingml/2006/main" xmlns:w14="http://schemas.microsoft.com/office/word/2010/wordml" xmlns:w15="http://schemas.microsoft.com/office/word/2012/wordml" xmlns:w16cex="http://schemas.microsoft.com/office/word/2018/wordml/cex" xmlns:w16cid="http://schemas.microsoft.com/office/word/2016/wordml/cid" xmlns:w16="http://schemas.microsoft.com/office/word/2018/wordml" xmlns:w16sdtdh="http://schemas.microsoft.com/office/word/2020/wordml/sdtdatahash" xmlns:w16se="http://schemas.microsoft.com/office/word/2015/wordml/symex" xmlns:wpg="http://schemas.microsoft.com/office/word/2010/wordprocessingGroup" xmlns:wpi="http://schemas.microsoft.com/office/word/2010/wordprocessingInk" xmlns:wne="http://schemas.microsoft.com/office/word/2006/wordml" xmlns:wps="http://schemas.microsoft.com/office/word/2010/wordprocessingShape" mc:Ignorable="w14 w15 w16se w16cid w16 w16cex w16sdtdh wp14">
+  <w:endnote w:type="separator" w:id="-1">
+    <w:p>
+      <w:pPr>
+        <w:spacing w:after="0"/>
+      </w:pPr>
+      <w:r>
+        <w:separator/>
+      </w:r>
+    </w:p>
+  </w:endnote>
+  <w:endnote w:type="continuationSeparator" w:id="0">
+    <w:p>
+      <w:pPr>
+        <w:spacing w:after="0"/>
+      </w:pPr>
+      <w:r>
+        <w:continuationSeparator/>
+      </w:r>
+    </w:p>
+  </w:endnote>
+</w:endnotes>
+</file>
+
+<file path=word/footnotes.xml><?xml version="1.0" encoding="utf-8"?>
+<w:footnotes xmlns:wpc="http://schemas.microsoft.com/office/word/2010/wordprocessingCanvas" xmlns:cx="http://schemas.microsoft.com/office/drawing/2014/chartex" xmlns:cx1="http://schemas.microsoft.com/office/drawing/2015/9/8/chartex" xmlns:cx2="http://schemas.microsoft.com/office/drawing/2015/10/21/chartex" xmlns:cx3="http://schemas.microsoft.com/office/drawing/2016/5/9/chartex" xmlns:cx4="http://schemas.microsoft.com/office/drawing/2016/5/10/chartex" xmlns:cx5="http://schemas.microsoft.com/office/drawing/2016/5/11/chartex" xmlns:cx6="http://schemas.microsoft.com/office/drawing/2016/5/12/chartex" xmlns:cx7="http://schemas.microsoft.com/office/drawing/2016/5/13/chartex" xmlns:cx8="http://schemas.microsoft.com/office/drawing/2016/5/14/chartex" xmlns:mc="http://schemas.openxmlformats.org/markup-compatibility/2006" xmlns:aink="http://schemas.microsoft.com/office/drawing/2016/ink" xmlns:am3d="http://schemas.microsoft.com/office/drawing/2017/model3d" xmlns:o="urn:schemas-microsoft-com:office:office" xmlns:oel="http://schemas.microsoft.com/office/2019/extlst" xmlns:r="http://schemas.openxmlformats.org/officeDocument/2006/relationships" xmlns:m="http://schemas.openxmlformats.org/officeDocument/2006/math" xmlns:v="urn:schemas-microsoft-com:vml" xmlns:wp14="http://schemas.microsoft.com/office/word/2010/wordprocessingDrawing" xmlns:wp="http://schemas.openxmlformats.org/drawingml/2006/wordprocessingDrawing" xmlns:w10="urn:schemas-microsoft-com:office:word" xmlns:w="http://schemas.openxmlformats.org/wordprocessingml/2006/main" xmlns:w14="http://schemas.microsoft.com/office/word/2010/wordml" xmlns:w15="http://schemas.microsoft.com/office/word/2012/wordml" xmlns:w16cex="http://schemas.microsoft.com/office/word/2018/wordml/cex" xmlns:w16cid="http://schemas.microsoft.com/office/word/2016/wordml/cid" xmlns:w16="http://schemas.microsoft.com/office/word/2018/wordml" xmlns:w16sdtdh="http://schemas.microsoft.com/office/word/2020/wordml/sdtdatahash" xmlns:w16se="http://schemas.microsoft.com/office/word/2015/wordml/symex" xmlns:wpg="http://schemas.microsoft.com/office/word/2010/wordprocessingGroup" xmlns:wpi="http://schemas.microsoft.com/office/word/2010/wordprocessingInk" xmlns:wne="http://schemas.microsoft.com/office/word/2006/wordml" xmlns:wps="http://schemas.microsoft.com/office/word/2010/wordprocessingShape" mc:Ignorable="w14 w15 w16se w16cid w16 w16cex w16sdtdh wp14">
+  <w:footnote w:type="separator" w:id="-1">
+    <w:p>
+      <w:pPr>
+        <w:spacing w:after="0"/>
+      </w:pPr>
+      <w:r>
+        <w:separator/>
+      </w:r>
+    </w:p>
+  </w:footnote>
+  <w:footnote w:type="continuationSeparator" w:id="0">
+    <w:p>
+      <w:pPr>
+        <w:spacing w:after="0"/>
+      </w:pPr>
+      <w:r>
+        <w:continuationSeparator/>
+      </w:r>
+    </w:p>
+  </w:footnote>
+</w:footnotes>
+</file>
+
+<file path=word/header1.xml><?xml version="1.0" encoding="utf-8"?>
+<w:hdr xmlns:wpc="http://schemas.microsoft.com/office/word/2010/wordprocessingCanvas" xmlns:cx="http://schemas.microsoft.com/office/drawing/2014/chartex" xmlns:cx1="http://schemas.microsoft.com/office/drawing/2015/9/8/chartex" xmlns:cx2="http://schemas.microsoft.com/office/drawing/2015/10/21/chartex" xmlns:cx3="http://schemas.microsoft.com/office/drawing/2016/5/9/chartex" xmlns:cx4="http://schemas.microsoft.com/office/drawing/2016/5/10/chartex" xmlns:cx5="http://schemas.microsoft.com/office/drawing/2016/5/11/chartex" xmlns:cx6="http://schemas.microsoft.com/office/drawing/2016/5/12/chartex" xmlns:cx7="http://schemas.microsoft.com/office/drawing/2016/5/13/chartex" xmlns:cx8="http://schemas.microsoft.com/office/drawing/2016/5/14/chartex" xmlns:mc="http://schemas.openxmlformats.org/markup-compatibility/2006" xmlns:aink="http://schemas.microsoft.com/office/drawing/2016/ink" xmlns:am3d="http://schemas.microsoft.com/office/drawing/2017/model3d" xmlns:o="urn:schemas-microsoft-com:office:office" xmlns:oel="http://schemas.microsoft.com/office/2019/extlst" xmlns:r="http://schemas.openxmlformats.org/officeDocument/2006/relationships" xmlns:m="http://schemas.openxmlformats.org/officeDocument/2006/math" xmlns:v="urn:schemas-microsoft-com:vml" xmlns:wp14="http://schemas.microsoft.com/office/word/2010/wordprocessingDrawing" xmlns:wp="http://schemas.openxmlformats.org/drawingml/2006/wordprocessingDrawing" xmlns:w10="urn:schemas-microsoft-com:office:word" xmlns:w="http://schemas.openxmlformats.org/wordprocessingml/2006/main" xmlns:w14="http://schemas.microsoft.com/office/word/2010/wordml" xmlns:w15="http://schemas.microsoft.com/office/word/2012/wordml" xmlns:w16cex="http://schemas.microsoft.com/office/word/2018/wordml/cex" xmlns:w16cid="http://schemas.microsoft.com/office/word/2016/wordml/cid" xmlns:w16="http://schemas.microsoft.com/office/word/2018/wordml" xmlns:w16sdtdh="http://schemas.microsoft.com/office/word/2020/wordml/sdtdatahash" xmlns:w16se="http://schemas.microsoft.com/office/word/2015/wordml/symex" xmlns:wpg="http://schemas.microsoft.com/office/word/2010/wordprocessingGroup" xmlns:wpi="http://schemas.microsoft.com/office/word/2010/wordprocessingInk" xmlns:wne="http://schemas.microsoft.com/office/word/2006/wordml" xmlns:wps="http://schemas.microsoft.com/office/word/2010/wordprocessingShape" mc:Ignorable="w14 w15 w16se w16cid w16 w16cex w16sdtdh wp14">
+  <w:sdt>
+    <w:sdtPr>
+      <w:id w:val="-422726035"/>
+      <w:docPartObj>
+        <w:docPartGallery w:val="Page Numbers (Top of Page)"/>
+        <w:docPartUnique/>
+      </w:docPartObj>
+    </w:sdtPr>
+    <w:sdtEndPr>
+      <w:rPr>
+        <w:noProof/>
+      </w:rPr>
+    </w:sdtEndPr>
+    <w:sdtContent>
+      <w:p>
+        <w:pPr>
+          <w:pStyle w:val="Header"/>
+          <w:jc w:val="right"/>
+        </w:pPr>
+        <w:r>
+          <w:fldChar w:fldCharType="begin"/>
+        </w:r>
+        <w:r>
+          <w:instrText xml:space="preserve"> PAGE   \* MERGEFORMAT </w:instrText>
+        </w:r>
+        <w:r>
+          <w:fldChar w:fldCharType="separate"/>
+        </w:r>
+        <w:r>
+          <w:rPr>
+            <w:noProof/>
+          </w:rPr>
+          <w:t>2</w:t>
+        </w:r>
+        <w:r>
+          <w:rPr>
+            <w:noProof/>
+          </w:rPr>
+          <w:fldChar w:fldCharType="end"/>
+        </w:r>
+      </w:p>
+    </w:sdtContent>
+  </w:sdt>
+  <w:p>
+    <w:pPr>
+      <w:pStyle w:val="Header"/>
+    </w:pPr>
+  </w:p>
+</w:hdr>
 </file>
 
 <file path=word/styles.xml><?xml version="1.0" encoding="utf-8"?>
@@ -1555,18 +1558,18 @@
     <w:link w:val="Heading1Char"/>
     <w:uiPriority w:val="9"/>
     <w:qFormat/>
-    <w:rsid w:val="00E670B8"/>
+    <w:rsid w:val="004034BD"/>
     <w:pPr>
-      <w:keepNext/>
-      <w:keepLines/>
-      <w:spacing w:before="360" w:after="80"/>
+      <w:ind w:firstLine="0"/>
+      <w:jc w:val="center"/>
       <w:outlineLvl w:val="0"/>
     </w:pPr>
     <w:rPr>
-      <w:rFonts w:asciiTheme="majorHAnsi" w:eastAsiaTheme="majorEastAsia" w:hAnsiTheme="majorHAnsi" w:cstheme="majorBidi"/>
-      <w:color w:val="0F4761" w:themeColor="accent1" w:themeShade="BF"/>
+      <w:rFonts w:cs="TH Sarabun New"/>
+      <w:b/>
+      <w:bCs/>
       <w:sz w:val="40"/>
-      <w:szCs w:val="50"/>
+      <w:szCs w:val="40"/>
     </w:rPr>
   </w:style>
   <w:style w:type="paragraph" w:styleId="Heading2">
@@ -1575,20 +1578,19 @@
     <w:next w:val="Normal"/>
     <w:link w:val="Heading2Char"/>
     <w:uiPriority w:val="9"/>
-    <w:semiHidden/>
     <w:unhideWhenUsed/>
     <w:qFormat/>
-    <w:rsid w:val="00E670B8"/>
+    <w:rsid w:val="004034BD"/>
     <w:pPr>
-      <w:keepNext/>
-      <w:keepLines/>
-      <w:spacing w:before="160" w:after="80"/>
+      <w:ind w:firstLine="0"/>
       <w:outlineLvl w:val="1"/>
     </w:pPr>
     <w:rPr>
-      <w:rFonts w:asciiTheme="majorHAnsi" w:eastAsiaTheme="majorEastAsia" w:hAnsiTheme="majorHAnsi" w:cstheme="majorBidi"/>
-      <w:color w:val="0F4761" w:themeColor="accent1" w:themeShade="BF"/>
-      <w:szCs w:val="40"/>
+      <w:rFonts w:cs="TH Sarabun New"/>
+      <w:b/>
+      <w:bCs/>
+      <w:sz w:val="36"/>
+      <w:szCs w:val="36"/>
     </w:rPr>
   </w:style>
   <w:style w:type="paragraph" w:styleId="Heading3">
@@ -1778,12 +1780,13 @@
     <w:basedOn w:val="DefaultParagraphFont"/>
     <w:link w:val="Heading1"/>
     <w:uiPriority w:val="9"/>
-    <w:rsid w:val="00E670B8"/>
-    <w:rPr>
-      <w:rFonts w:asciiTheme="majorHAnsi" w:eastAsiaTheme="majorEastAsia" w:hAnsiTheme="majorHAnsi" w:cstheme="majorBidi"/>
-      <w:color w:val="0F4761" w:themeColor="accent1" w:themeShade="BF"/>
+    <w:rsid w:val="004034BD"/>
+    <w:rPr>
+      <w:rFonts w:ascii="TH Sarabun New" w:hAnsi="TH Sarabun New" w:cs="TH Sarabun New"/>
+      <w:b/>
+      <w:bCs/>
       <w:sz w:val="40"/>
-      <w:szCs w:val="50"/>
+      <w:szCs w:val="40"/>
     </w:rPr>
   </w:style>
   <w:style w:type="character" w:customStyle="1" w:styleId="Heading2Char">
@@ -1791,13 +1794,13 @@
     <w:basedOn w:val="DefaultParagraphFont"/>
     <w:link w:val="Heading2"/>
     <w:uiPriority w:val="9"/>
-    <w:semiHidden/>
-    <w:rsid w:val="00E670B8"/>
-    <w:rPr>
-      <w:rFonts w:asciiTheme="majorHAnsi" w:eastAsiaTheme="majorEastAsia" w:hAnsiTheme="majorHAnsi" w:cstheme="majorBidi"/>
-      <w:color w:val="0F4761" w:themeColor="accent1" w:themeShade="BF"/>
-      <w:sz w:val="32"/>
-      <w:szCs w:val="40"/>
+    <w:rsid w:val="004034BD"/>
+    <w:rPr>
+      <w:rFonts w:ascii="TH Sarabun New" w:hAnsi="TH Sarabun New" w:cs="TH Sarabun New"/>
+      <w:b/>
+      <w:bCs/>
+      <w:sz w:val="36"/>
+      <w:szCs w:val="36"/>
     </w:rPr>
   </w:style>
   <w:style w:type="character" w:customStyle="1" w:styleId="Heading3Char">
@@ -2060,6 +2063,58 @@
       <w:smallCaps/>
       <w:color w:val="0F4761" w:themeColor="accent1" w:themeShade="BF"/>
       <w:spacing w:val="5"/>
+    </w:rPr>
+  </w:style>
+  <w:style w:type="paragraph" w:styleId="Header">
+    <w:name w:val="header"/>
+    <w:basedOn w:val="Normal"/>
+    <w:link w:val="HeaderChar"/>
+    <w:uiPriority w:val="99"/>
+    <w:unhideWhenUsed/>
+    <w:rsid w:val="00661221"/>
+    <w:pPr>
+      <w:tabs>
+        <w:tab w:val="center" w:pos="4680"/>
+        <w:tab w:val="right" w:pos="9360"/>
+      </w:tabs>
+      <w:spacing w:after="0"/>
+    </w:pPr>
+  </w:style>
+  <w:style w:type="character" w:customStyle="1" w:styleId="HeaderChar">
+    <w:name w:val="Header Char"/>
+    <w:basedOn w:val="DefaultParagraphFont"/>
+    <w:link w:val="Header"/>
+    <w:uiPriority w:val="99"/>
+    <w:rsid w:val="00661221"/>
+    <w:rPr>
+      <w:rFonts w:ascii="TH Sarabun New" w:hAnsi="TH Sarabun New"/>
+      <w:sz w:val="32"/>
+    </w:rPr>
+  </w:style>
+  <w:style w:type="paragraph" w:styleId="Footer">
+    <w:name w:val="footer"/>
+    <w:basedOn w:val="Normal"/>
+    <w:link w:val="FooterChar"/>
+    <w:uiPriority w:val="99"/>
+    <w:unhideWhenUsed/>
+    <w:rsid w:val="00661221"/>
+    <w:pPr>
+      <w:tabs>
+        <w:tab w:val="center" w:pos="4680"/>
+        <w:tab w:val="right" w:pos="9360"/>
+      </w:tabs>
+      <w:spacing w:after="0"/>
+    </w:pPr>
+  </w:style>
+  <w:style w:type="character" w:customStyle="1" w:styleId="FooterChar">
+    <w:name w:val="Footer Char"/>
+    <w:basedOn w:val="DefaultParagraphFont"/>
+    <w:link w:val="Footer"/>
+    <w:uiPriority w:val="99"/>
+    <w:rsid w:val="00661221"/>
+    <w:rPr>
+      <w:rFonts w:ascii="TH Sarabun New" w:hAnsi="TH Sarabun New"/>
+      <w:sz w:val="32"/>
     </w:rPr>
   </w:style>
 </w:styles>
